--- a/_out/mdl/2024/MDL-Cherokee_County_Board_of_Commissioners-586000799-2022.docx
+++ b/_out/mdl/2024/MDL-Cherokee_County_Board_of_Commissioners-586000799-2022.docx
@@ -274,7 +274,7 @@
         <w:rPr>
           <w:sz w:val="24"/>
         </w:rPr>
-        <w:t xml:space="preserve"> prepared by NICHOLS, CAULEY &amp; ASSOCIATES, LLC for the fiscal year ending on </w:t>
+        <w:t xml:space="preserve"> prepared by Nichols, Cauley &amp; Associates, LLC for the fiscal year ending on </w:t>
       </w:r>
       <w:r>
         <w:rPr>
